--- a/lessons/5-10/homework.docx
+++ b/lessons/5-10/homework.docx
@@ -115,7 +115,7 @@
           <wp:inline distT="0" distB="0" distL="0" distR="0">
             <wp:extent cx="1047750" cy="790575"/>
             <wp:effectExtent t="0" r="0" b="0" l="0"/>
-            <wp:docPr id="1" name="" descr="" title=""/>
+            <wp:docPr id="1" name="Volume of Rectangular Prisms" descr="Picture illustrating the vocabulary word &quot;Volume of Rectangular Prisms&quot;" title="Volume of Rectangular Prisms"/>
             <wp:cNvGraphicFramePr>
               <a:graphicFrameLocks xmlns:a="http://schemas.openxmlformats.org/drawingml/2006/main" noChangeAspect="1"/>
             </wp:cNvGraphicFramePr>
@@ -178,7 +178,7 @@
           <wp:inline distT="0" distB="0" distL="0" distR="0">
             <wp:extent cx="1047750" cy="790575"/>
             <wp:effectExtent t="0" r="0" b="0" l="0"/>
-            <wp:docPr id="1" name="" descr="" title=""/>
+            <wp:docPr id="1" name="Volume" descr="Picture illustrating the vocabulary word &quot;Volume&quot;" title="Volume"/>
             <wp:cNvGraphicFramePr>
               <a:graphicFrameLocks xmlns:a="http://schemas.openxmlformats.org/drawingml/2006/main" noChangeAspect="1"/>
             </wp:cNvGraphicFramePr>
@@ -241,7 +241,7 @@
           <wp:inline distT="0" distB="0" distL="0" distR="0">
             <wp:extent cx="1047750" cy="695325"/>
             <wp:effectExtent t="0" r="0" b="0" l="0"/>
-            <wp:docPr id="1" name="" descr="" title=""/>
+            <wp:docPr id="1" name="Rectangular prism" descr="Picture illustrating the vocabulary word &quot;Rectangular prism&quot;" title="Rectangular prism"/>
             <wp:cNvGraphicFramePr>
               <a:graphicFrameLocks xmlns:a="http://schemas.openxmlformats.org/drawingml/2006/main" noChangeAspect="1"/>
             </wp:cNvGraphicFramePr>
@@ -304,7 +304,7 @@
           <wp:inline distT="0" distB="0" distL="0" distR="0">
             <wp:extent cx="1047750" cy="790575"/>
             <wp:effectExtent t="0" r="0" b="0" l="0"/>
-            <wp:docPr id="1" name="" descr="" title=""/>
+            <wp:docPr id="1" name="Cubic units" descr="Picture illustrating the vocabulary word &quot;Cubic units&quot;" title="Cubic units"/>
             <wp:cNvGraphicFramePr>
               <a:graphicFrameLocks xmlns:a="http://schemas.openxmlformats.org/drawingml/2006/main" noChangeAspect="1"/>
             </wp:cNvGraphicFramePr>
@@ -367,7 +367,7 @@
           <wp:inline distT="0" distB="0" distL="0" distR="0">
             <wp:extent cx="1047750" cy="790575"/>
             <wp:effectExtent t="0" r="0" b="0" l="0"/>
-            <wp:docPr id="1" name="" descr="" title=""/>
+            <wp:docPr id="1" name="Dimensions" descr="Picture illustrating the vocabulary word &quot;Dimensions&quot;" title="Dimensions"/>
             <wp:cNvGraphicFramePr>
               <a:graphicFrameLocks xmlns:a="http://schemas.openxmlformats.org/drawingml/2006/main" noChangeAspect="1"/>
             </wp:cNvGraphicFramePr>
@@ -430,7 +430,7 @@
           <wp:inline distT="0" distB="0" distL="0" distR="0">
             <wp:extent cx="1047750" cy="790575"/>
             <wp:effectExtent t="0" r="0" b="0" l="0"/>
-            <wp:docPr id="1" name="" descr="" title=""/>
+            <wp:docPr id="1" name="Base area" descr="Picture illustrating the vocabulary word &quot;Base area&quot;" title="Base area"/>
             <wp:cNvGraphicFramePr>
               <a:graphicFrameLocks xmlns:a="http://schemas.openxmlformats.org/drawingml/2006/main" noChangeAspect="1"/>
             </wp:cNvGraphicFramePr>
@@ -524,31 +524,31 @@
         <w:spacing w:after="40" w:before="0"/>
       </w:pPr>
       <w:r>
-        <w:t xml:space="preserve">     A. 60 in³</w:t>
-      </w:r>
-    </w:p>
-    <w:p>
-      <w:pPr>
-        <w:spacing w:after="40" w:before="0"/>
-      </w:pPr>
-      <w:r>
-        <w:t xml:space="preserve">     B. 12 in³</w:t>
-      </w:r>
-    </w:p>
-    <w:p>
-      <w:pPr>
-        <w:spacing w:after="40" w:before="0"/>
-      </w:pPr>
-      <w:r>
-        <w:t xml:space="preserve">     C. 60 in²</w:t>
-      </w:r>
-    </w:p>
-    <w:p>
-      <w:pPr>
-        <w:spacing w:after="40" w:before="0"/>
-      </w:pPr>
-      <w:r>
-        <w:t xml:space="preserve">     D. 24 in³</w:t>
+        <w:t xml:space="preserve">     A. 12 in³</w:t>
+      </w:r>
+    </w:p>
+    <w:p>
+      <w:pPr>
+        <w:spacing w:after="40" w:before="0"/>
+      </w:pPr>
+      <w:r>
+        <w:t xml:space="preserve">     B. 24 in³</w:t>
+      </w:r>
+    </w:p>
+    <w:p>
+      <w:pPr>
+        <w:spacing w:after="40" w:before="0"/>
+      </w:pPr>
+      <w:r>
+        <w:t xml:space="preserve">     C. 60 in³</w:t>
+      </w:r>
+    </w:p>
+    <w:p>
+      <w:pPr>
+        <w:spacing w:after="40" w:before="0"/>
+      </w:pPr>
+      <w:r>
+        <w:t xml:space="preserve">     D. 60 in²</w:t>
       </w:r>
     </w:p>
     <w:p>
@@ -587,15 +587,15 @@
         <w:spacing w:after="40" w:before="0"/>
       </w:pPr>
       <w:r>
-        <w:t xml:space="preserve">     B. 6 cm</w:t>
-      </w:r>
-    </w:p>
-    <w:p>
-      <w:pPr>
-        <w:spacing w:after="40" w:before="0"/>
-      </w:pPr>
-      <w:r>
-        <w:t xml:space="preserve">     C. 3 cm</w:t>
+        <w:t xml:space="preserve">     B. 3 cm</w:t>
+      </w:r>
+    </w:p>
+    <w:p>
+      <w:pPr>
+        <w:spacing w:after="40" w:before="0"/>
+      </w:pPr>
+      <w:r>
+        <w:t xml:space="preserve">     C. 6 cm</w:t>
       </w:r>
     </w:p>
     <w:p>
@@ -1023,31 +1023,31 @@
         <w:spacing w:after="40" w:before="0"/>
       </w:pPr>
       <w:r>
-        <w:t xml:space="preserve">   • undefined   → __________________</w:t>
-      </w:r>
-    </w:p>
-    <w:p>
-      <w:pPr>
-        <w:spacing w:after="40" w:before="0"/>
-      </w:pPr>
-      <w:r>
-        <w:t xml:space="preserve">   • undefined   → __________________</w:t>
-      </w:r>
-    </w:p>
-    <w:p>
-      <w:pPr>
-        <w:spacing w:after="40" w:before="0"/>
-      </w:pPr>
-      <w:r>
-        <w:t xml:space="preserve">   • undefined   → __________________</w:t>
-      </w:r>
-    </w:p>
-    <w:p>
-      <w:pPr>
-        <w:spacing w:after="40" w:before="0"/>
-      </w:pPr>
-      <w:r>
-        <w:t xml:space="preserve">   • undefined   → __________________</w:t>
+        <w:t xml:space="preserve">   •    → __________________</w:t>
+      </w:r>
+    </w:p>
+    <w:p>
+      <w:pPr>
+        <w:spacing w:after="40" w:before="0"/>
+      </w:pPr>
+      <w:r>
+        <w:t xml:space="preserve">   •    → __________________</w:t>
+      </w:r>
+    </w:p>
+    <w:p>
+      <w:pPr>
+        <w:spacing w:after="40" w:before="0"/>
+      </w:pPr>
+      <w:r>
+        <w:t xml:space="preserve">   •    → __________________</w:t>
+      </w:r>
+    </w:p>
+    <w:p>
+      <w:pPr>
+        <w:spacing w:after="40" w:before="0"/>
+      </w:pPr>
+      <w:r>
+        <w:t xml:space="preserve">   •    → __________________</w:t>
       </w:r>
     </w:p>
     <w:p>
@@ -1167,31 +1167,31 @@
         <w:spacing w:after="40" w:before="0"/>
       </w:pPr>
       <w:r>
-        <w:t xml:space="preserve">     A. 7.5 m³</w:t>
-      </w:r>
-    </w:p>
-    <w:p>
-      <w:pPr>
-        <w:spacing w:after="40" w:before="0"/>
-      </w:pPr>
-      <w:r>
-        <w:t xml:space="preserve">     B. 12 m³</w:t>
-      </w:r>
-    </w:p>
-    <w:p>
-      <w:pPr>
-        <w:spacing w:after="40" w:before="0"/>
-      </w:pPr>
-      <w:r>
-        <w:t xml:space="preserve">     C. 6 m³</w:t>
-      </w:r>
-    </w:p>
-    <w:p>
-      <w:pPr>
-        <w:spacing w:after="40" w:before="0"/>
-      </w:pPr>
-      <w:r>
-        <w:t xml:space="preserve">     D. 3 m³</w:t>
+        <w:t xml:space="preserve">     A. 3 m³</w:t>
+      </w:r>
+    </w:p>
+    <w:p>
+      <w:pPr>
+        <w:spacing w:after="40" w:before="0"/>
+      </w:pPr>
+      <w:r>
+        <w:t xml:space="preserve">     B. 6 m³</w:t>
+      </w:r>
+    </w:p>
+    <w:p>
+      <w:pPr>
+        <w:spacing w:after="40" w:before="0"/>
+      </w:pPr>
+      <w:r>
+        <w:t xml:space="preserve">     C. 7.5 m³</w:t>
+      </w:r>
+    </w:p>
+    <w:p>
+      <w:pPr>
+        <w:spacing w:after="40" w:before="0"/>
+      </w:pPr>
+      <w:r>
+        <w:t xml:space="preserve">     D. 12 m³</w:t>
       </w:r>
     </w:p>
     <w:p>
@@ -1222,31 +1222,31 @@
         <w:spacing w:after="40" w:before="0"/>
       </w:pPr>
       <w:r>
-        <w:t xml:space="preserve">     A. 125 cm³</w:t>
-      </w:r>
-    </w:p>
-    <w:p>
-      <w:pPr>
-        <w:spacing w:after="40" w:before="0"/>
-      </w:pPr>
-      <w:r>
-        <w:t xml:space="preserve">     B. 15 cm³</w:t>
-      </w:r>
-    </w:p>
-    <w:p>
-      <w:pPr>
-        <w:spacing w:after="40" w:before="0"/>
-      </w:pPr>
-      <w:r>
-        <w:t xml:space="preserve">     C. 25 cm³</w:t>
-      </w:r>
-    </w:p>
-    <w:p>
-      <w:pPr>
-        <w:spacing w:after="40" w:before="0"/>
-      </w:pPr>
-      <w:r>
-        <w:t xml:space="preserve">     D. 75 cm³</w:t>
+        <w:t xml:space="preserve">     A. 15 cm³</w:t>
+      </w:r>
+    </w:p>
+    <w:p>
+      <w:pPr>
+        <w:spacing w:after="40" w:before="0"/>
+      </w:pPr>
+      <w:r>
+        <w:t xml:space="preserve">     B. 25 cm³</w:t>
+      </w:r>
+    </w:p>
+    <w:p>
+      <w:pPr>
+        <w:spacing w:after="40" w:before="0"/>
+      </w:pPr>
+      <w:r>
+        <w:t xml:space="preserve">     C. 75 cm³</w:t>
+      </w:r>
+    </w:p>
+    <w:p>
+      <w:pPr>
+        <w:spacing w:after="40" w:before="0"/>
+      </w:pPr>
+      <w:r>
+        <w:t xml:space="preserve">     D. 125 cm³</w:t>
       </w:r>
     </w:p>
     <w:p>
@@ -1277,23 +1277,23 @@
         <w:spacing w:after="40" w:before="0"/>
       </w:pPr>
       <w:r>
-        <w:t xml:space="preserve">     A. 72 cubic in</w:t>
-      </w:r>
-    </w:p>
-    <w:p>
-      <w:pPr>
-        <w:spacing w:after="40" w:before="0"/>
-      </w:pPr>
-      <w:r>
-        <w:t xml:space="preserve">     B. 13 cubic in</w:t>
-      </w:r>
-    </w:p>
-    <w:p>
-      <w:pPr>
-        <w:spacing w:after="40" w:before="0"/>
-      </w:pPr>
-      <w:r>
-        <w:t xml:space="preserve">     C. 24 cubic in</w:t>
+        <w:t xml:space="preserve">     A. 13 cubic in</w:t>
+      </w:r>
+    </w:p>
+    <w:p>
+      <w:pPr>
+        <w:spacing w:after="40" w:before="0"/>
+      </w:pPr>
+      <w:r>
+        <w:t xml:space="preserve">     B. 24 cubic in</w:t>
+      </w:r>
+    </w:p>
+    <w:p>
+      <w:pPr>
+        <w:spacing w:after="40" w:before="0"/>
+      </w:pPr>
+      <w:r>
+        <w:t xml:space="preserve">     C. 72 cubic in</w:t>
       </w:r>
     </w:p>
     <w:p>
@@ -1332,15 +1332,15 @@
         <w:spacing w:after="40" w:before="0"/>
       </w:pPr>
       <w:r>
-        <w:t xml:space="preserve">     A. Box A, because 50 cubic in is more than 48 cubic in</w:t>
-      </w:r>
-    </w:p>
-    <w:p>
-      <w:pPr>
-        <w:spacing w:after="40" w:before="0"/>
-      </w:pPr>
-      <w:r>
-        <w:t xml:space="preserve">     B. Box B, because 48 cubic in is more than 50 cubic in</w:t>
+        <w:t xml:space="preserve">     A. Box B, because 48 cubic in is more than 50 cubic in</w:t>
+      </w:r>
+    </w:p>
+    <w:p>
+      <w:pPr>
+        <w:spacing w:after="40" w:before="0"/>
+      </w:pPr>
+      <w:r>
+        <w:t xml:space="preserve">     B. Box A, because 50 cubic in is more than 48 cubic in</w:t>
       </w:r>
     </w:p>
     <w:p>
@@ -1397,7 +1397,7 @@
           <w:b/>
           <w:bCs/>
         </w:rPr>
-        <w:t xml:space="preserve">1. A. 60 in³</w:t>
+        <w:t xml:space="preserve">1. C. 60 in³</w:t>
       </w:r>
     </w:p>
     <w:p>
@@ -1625,7 +1625,7 @@
           <w:b/>
           <w:bCs/>
         </w:rPr>
-        <w:t xml:space="preserve">7. C. 6 m³</w:t>
+        <w:t xml:space="preserve">7. B. 6 m³</w:t>
       </w:r>
     </w:p>
     <w:p>
@@ -1657,7 +1657,7 @@
           <w:b/>
           <w:bCs/>
         </w:rPr>
-        <w:t xml:space="preserve">8. A. 125 cm³</w:t>
+        <w:t xml:space="preserve">8. D. 125 cm³</w:t>
       </w:r>
     </w:p>
     <w:p>
@@ -1689,7 +1689,7 @@
           <w:b/>
           <w:bCs/>
         </w:rPr>
-        <w:t xml:space="preserve">9. A. 72 cubic in</w:t>
+        <w:t xml:space="preserve">9. C. 72 cubic in</w:t>
       </w:r>
     </w:p>
     <w:p>
@@ -1721,7 +1721,7 @@
           <w:b/>
           <w:bCs/>
         </w:rPr>
-        <w:t xml:space="preserve">10. A. Box A, because 50 cubic in is more than 48 cubic in</w:t>
+        <w:t xml:space="preserve">10. B. Box A, because 50 cubic in is more than 48 cubic in</w:t>
       </w:r>
     </w:p>
     <w:p>
@@ -1930,7 +1930,14 @@
 <file path=word/styles.xml><?xml version="1.0" encoding="utf-8"?>
 <w:styles xmlns:mc="http://schemas.openxmlformats.org/markup-compatibility/2006" xmlns:r="http://schemas.openxmlformats.org/officeDocument/2006/relationships" xmlns:w="http://schemas.openxmlformats.org/wordprocessingml/2006/main" xmlns:w14="http://schemas.microsoft.com/office/word/2010/wordml" xmlns:w15="http://schemas.microsoft.com/office/word/2012/wordml" mc:Ignorable="w14 w15">
   <w:docDefaults>
-    <w:rPrDefault/>
+    <w:rPrDefault>
+      <w:rPr>
+        <w:rFonts w:ascii="Arial" w:cs="Arial" w:eastAsia="Arial" w:hAnsi="Arial"/>
+        <w:sz w:val="22"/>
+        <w:szCs w:val="22"/>
+        <w:lang w:val="en-US"/>
+      </w:rPr>
+    </w:rPrDefault>
     <w:pPrDefault/>
   </w:docDefaults>
   <w:style w:type="paragraph" w:styleId="Title">
@@ -1948,10 +1955,16 @@
     <w:basedOn w:val="Normal"/>
     <w:next w:val="Normal"/>
     <w:qFormat/>
+    <w:pPr>
+      <w:keepNext/>
+    </w:pPr>
     <w:rPr>
-      <w:color w:val="2E74B5"/>
-      <w:sz w:val="32"/>
-      <w:szCs w:val="32"/>
+      <w:rFonts w:ascii="Arial" w:cs="Arial" w:eastAsia="Arial" w:hAnsi="Arial"/>
+      <w:b/>
+      <w:bCs/>
+      <w:color w:val="183E56"/>
+      <w:sz w:val="34"/>
+      <w:szCs w:val="34"/>
     </w:rPr>
   </w:style>
   <w:style w:type="paragraph" w:styleId="Heading2">
@@ -1959,8 +1972,14 @@
     <w:basedOn w:val="Normal"/>
     <w:next w:val="Normal"/>
     <w:qFormat/>
+    <w:pPr>
+      <w:keepNext/>
+    </w:pPr>
     <w:rPr>
-      <w:color w:val="2E74B5"/>
+      <w:rFonts w:ascii="Arial" w:cs="Arial" w:eastAsia="Arial" w:hAnsi="Arial"/>
+      <w:b/>
+      <w:bCs/>
+      <w:color w:val="176B70"/>
       <w:sz w:val="26"/>
       <w:szCs w:val="26"/>
     </w:rPr>

--- a/lessons/5-10/homework.docx
+++ b/lessons/5-10/homework.docx
@@ -1368,380 +1368,6 @@
           <w:color w:val="BBBBBB"/>
         </w:rPr>
         <w:t xml:space="preserve">______________________________________________________________________</w:t>
-      </w:r>
-    </w:p>
-    <w:p>
-      <w:r>
-        <w:br w:type="page"/>
-      </w:r>
-    </w:p>
-    <w:p>
-      <w:pPr>
-        <w:pStyle w:val="Heading1"/>
-        <w:spacing w:after="120"/>
-      </w:pPr>
-      <w:r>
-        <w:rPr>
-          <w:b/>
-          <w:bCs/>
-        </w:rPr>
-        <w:t xml:space="preserve">Answer Key (Teacher)</w:t>
-      </w:r>
-    </w:p>
-    <w:p>
-      <w:pPr>
-        <w:spacing w:after="40" w:before="0"/>
-      </w:pPr>
-      <w:r>
-        <w:rPr>
-          <w:b/>
-          <w:bCs/>
-        </w:rPr>
-        <w:t xml:space="preserve">1. C. 60 in³</w:t>
-      </w:r>
-    </w:p>
-    <w:p>
-      <w:pPr>
-        <w:spacing w:after="20" w:before="0"/>
-      </w:pPr>
-      <w:r>
-        <w:t xml:space="preserve">     V = l × w × h = 4 × 3 × 5 = 60 cubic inches.</w:t>
-      </w:r>
-    </w:p>
-    <w:p>
-      <w:pPr>
-        <w:spacing w:after="80" w:before="0"/>
-      </w:pPr>
-      <w:r>
-        <w:rPr>
-          <w:i/>
-          <w:iCs/>
-        </w:rPr>
-        <w:t xml:space="preserve">     Watch for: A common mistake in Volume of Rectangular Prisms is rounding a fractional edge length to the nearest whole number before multiplying, instead of using the exact fraction or decimal. For a box that is 2 ft × 1.5 ft × 1 ft, a student might round 1.5 down to 1 and compute 2 × 1 × 1 = 2 ft³, but the correct volume uses the exact edge length: 2 × 1.5 × 1 = 3 ft³ — a full cubic foot larger. Before you submit, ask: 'Did I multiply using the exact fractional or decimal edge length, or did I round it off first?'</w:t>
-      </w:r>
-    </w:p>
-    <w:p>
-      <w:pPr>
-        <w:spacing w:after="40" w:before="0"/>
-      </w:pPr>
-      <w:r>
-        <w:rPr>
-          <w:b/>
-          <w:bCs/>
-        </w:rPr>
-        <w:t xml:space="preserve">2. A. 2 cm</w:t>
-      </w:r>
-    </w:p>
-    <w:p>
-      <w:pPr>
-        <w:spacing w:after="20" w:before="0"/>
-      </w:pPr>
-      <w:r>
-        <w:t xml:space="preserve">     V = l × w × h → 36 = 6 × 3 × h → 36 = 18h → h = 2 cm.</w:t>
-      </w:r>
-    </w:p>
-    <w:p>
-      <w:pPr>
-        <w:spacing w:after="80" w:before="0"/>
-      </w:pPr>
-      <w:r>
-        <w:rPr>
-          <w:i/>
-          <w:iCs/>
-        </w:rPr>
-        <w:t xml:space="preserve">     Watch for: A common mistake in Volume of Rectangular Prisms is rounding a fractional edge length to the nearest whole number before multiplying, instead of using the exact fraction or decimal. For a box that is 2 ft × 1.5 ft × 1 ft, a student might round 1.5 down to 1 and compute 2 × 1 × 1 = 2 ft³, but the correct volume uses the exact edge length: 2 × 1.5 × 1 = 3 ft³ — a full cubic foot larger. Before you submit, ask: 'Did I multiply using the exact fractional or decimal edge length, or did I round it off first?'</w:t>
-      </w:r>
-    </w:p>
-    <w:p>
-      <w:pPr>
-        <w:spacing w:after="40" w:before="0"/>
-      </w:pPr>
-      <w:r>
-        <w:rPr>
-          <w:b/>
-          <w:bCs/>
-        </w:rPr>
-        <w:t xml:space="preserve">3. Find the missing dimension or volume for each container.</w:t>
-      </w:r>
-    </w:p>
-    <w:p>
-      <w:pPr>
-        <w:spacing w:after="20" w:before="0"/>
-      </w:pPr>
-      <w:r>
-        <w:t xml:space="preserve">     Box A — Volume: 180 in³</w:t>
-      </w:r>
-    </w:p>
-    <w:p>
-      <w:pPr>
-        <w:spacing w:after="20" w:before="0"/>
-      </w:pPr>
-      <w:r>
-        <w:t xml:space="preserve">     Box B — Width: 6 cm</w:t>
-      </w:r>
-    </w:p>
-    <w:p>
-      <w:pPr>
-        <w:spacing w:after="20" w:before="0"/>
-      </w:pPr>
-      <w:r>
-        <w:t xml:space="preserve">     Box C — Length: 6 ft</w:t>
-      </w:r>
-    </w:p>
-    <w:p>
-      <w:pPr>
-        <w:spacing w:after="40" w:before="0"/>
-      </w:pPr>
-      <w:r>
-        <w:t xml:space="preserve"/>
-      </w:r>
-    </w:p>
-    <w:p>
-      <w:pPr>
-        <w:spacing w:after="40" w:before="0"/>
-      </w:pPr>
-      <w:r>
-        <w:rPr>
-          <w:b/>
-          <w:bCs/>
-        </w:rPr>
-        <w:t xml:space="preserve">4. A. Box B by 40 in³</w:t>
-      </w:r>
-    </w:p>
-    <w:p>
-      <w:pPr>
-        <w:spacing w:after="20" w:before="0"/>
-      </w:pPr>
-      <w:r>
-        <w:t xml:space="preserve">     Box A: 10 × 5 × 4 = 200 in³. Box B: 8 × 6 × 5 = 240 in³. Box B is bigger by 40 in³.</w:t>
-      </w:r>
-    </w:p>
-    <w:p>
-      <w:pPr>
-        <w:spacing w:after="80" w:before="0"/>
-      </w:pPr>
-      <w:r>
-        <w:rPr>
-          <w:i/>
-          <w:iCs/>
-        </w:rPr>
-        <w:t xml:space="preserve">     Watch for: A common mistake in Volume of Rectangular Prisms is rounding a fractional edge length to the nearest whole number before multiplying, instead of using the exact fraction or decimal. For a box that is 2 ft × 1.5 ft × 1 ft, a student might round 1.5 down to 1 and compute 2 × 1 × 1 = 2 ft³, but the correct volume uses the exact edge length: 2 × 1.5 × 1 = 3 ft³ — a full cubic foot larger. Before you submit, ask: 'Did I multiply using the exact fractional or decimal edge length, or did I round it off first?'</w:t>
-      </w:r>
-    </w:p>
-    <w:p>
-      <w:pPr>
-        <w:spacing w:after="40" w:before="0"/>
-      </w:pPr>
-      <w:r>
-        <w:rPr>
-          <w:b/>
-          <w:bCs/>
-        </w:rPr>
-        <w:t xml:space="preserve">5. Correct groups:</w:t>
-      </w:r>
-    </w:p>
-    <w:p>
-      <w:pPr>
-        <w:spacing w:after="20" w:before="0"/>
-      </w:pPr>
-      <w:r>
-        <w:t xml:space="preserve">     undefined → undefined</w:t>
-      </w:r>
-    </w:p>
-    <w:p>
-      <w:pPr>
-        <w:spacing w:after="20" w:before="0"/>
-      </w:pPr>
-      <w:r>
-        <w:t xml:space="preserve">     undefined → undefined</w:t>
-      </w:r>
-    </w:p>
-    <w:p>
-      <w:pPr>
-        <w:spacing w:after="20" w:before="0"/>
-      </w:pPr>
-      <w:r>
-        <w:t xml:space="preserve">     undefined → undefined</w:t>
-      </w:r>
-    </w:p>
-    <w:p>
-      <w:pPr>
-        <w:spacing w:after="20" w:before="0"/>
-      </w:pPr>
-      <w:r>
-        <w:t xml:space="preserve">     undefined → undefined</w:t>
-      </w:r>
-    </w:p>
-    <w:p>
-      <w:pPr>
-        <w:spacing w:after="40" w:before="0"/>
-      </w:pPr>
-      <w:r>
-        <w:t xml:space="preserve"/>
-      </w:r>
-    </w:p>
-    <w:p>
-      <w:pPr>
-        <w:spacing w:after="40" w:before="0"/>
-      </w:pPr>
-      <w:r>
-        <w:rPr>
-          <w:b/>
-          <w:bCs/>
-        </w:rPr>
-        <w:t xml:space="preserve">6. Spot the Common Mistake</w:t>
-      </w:r>
-    </w:p>
-    <w:p>
-      <w:pPr>
-        <w:spacing w:after="20" w:before="0"/>
-      </w:pPr>
-      <w:r>
-        <w:t xml:space="preserve">     The mistake is in Step 3.</w:t>
-      </w:r>
-    </w:p>
-    <w:p>
-      <w:pPr>
-        <w:spacing w:after="20" w:before="0"/>
-      </w:pPr>
-      <w:r>
-        <w:t xml:space="preserve">     Correct work: The student ignored the fractional edge of 1/2 in. A fractional edge still counts: V = 6 × 4 × 1/2 = 24 × 1/2 = 12 cubic in.</w:t>
-      </w:r>
-    </w:p>
-    <w:p>
-      <w:pPr>
-        <w:spacing w:after="80" w:before="0"/>
-      </w:pPr>
-      <w:r>
-        <w:t xml:space="preserve">     Watch for: The Calculate step threw away the 1/2 in height, but a fractional edge is still an edge. Multiply all three: V = 6 × 4 × 1/2 = 24 × 1/2 = 12 cubic in. A half-inch height makes the volume half of 24, not equal to it.</w:t>
-      </w:r>
-    </w:p>
-    <w:p>
-      <w:pPr>
-        <w:spacing w:after="40" w:before="0"/>
-      </w:pPr>
-      <w:r>
-        <w:rPr>
-          <w:b/>
-          <w:bCs/>
-        </w:rPr>
-        <w:t xml:space="preserve">7. B. 6 m³</w:t>
-      </w:r>
-    </w:p>
-    <w:p>
-      <w:pPr>
-        <w:spacing w:after="20" w:before="0"/>
-      </w:pPr>
-      <w:r>
-        <w:t xml:space="preserve">     V = 1/2 × 3 × 4 = 6 m³.</w:t>
-      </w:r>
-    </w:p>
-    <w:p>
-      <w:pPr>
-        <w:spacing w:after="80" w:before="0"/>
-      </w:pPr>
-      <w:r>
-        <w:rPr>
-          <w:i/>
-          <w:iCs/>
-        </w:rPr>
-        <w:t xml:space="preserve">     Watch for: A common mistake in Volume of Rectangular Prisms is rounding a fractional edge length to the nearest whole number before multiplying, instead of using the exact fraction or decimal. For a box that is 2 ft × 1.5 ft × 1 ft, a student might round 1.5 down to 1 and compute 2 × 1 × 1 = 2 ft³, but the correct volume uses the exact edge length: 2 × 1.5 × 1 = 3 ft³ — a full cubic foot larger. Before you submit, ask: 'Did I multiply using the exact fractional or decimal edge length, or did I round it off first?'</w:t>
-      </w:r>
-    </w:p>
-    <w:p>
-      <w:pPr>
-        <w:spacing w:after="40" w:before="0"/>
-      </w:pPr>
-      <w:r>
-        <w:rPr>
-          <w:b/>
-          <w:bCs/>
-        </w:rPr>
-        <w:t xml:space="preserve">8. D. 125 cm³</w:t>
-      </w:r>
-    </w:p>
-    <w:p>
-      <w:pPr>
-        <w:spacing w:after="20" w:before="0"/>
-      </w:pPr>
-      <w:r>
-        <w:t xml:space="preserve">     A cube's volume is edge³ = 5 × 5 × 5 = 125 cm³.</w:t>
-      </w:r>
-    </w:p>
-    <w:p>
-      <w:pPr>
-        <w:spacing w:after="80" w:before="0"/>
-      </w:pPr>
-      <w:r>
-        <w:rPr>
-          <w:i/>
-          <w:iCs/>
-        </w:rPr>
-        <w:t xml:space="preserve">     Watch for: A common mistake in Volume of Rectangular Prisms is rounding a fractional edge length to the nearest whole number before multiplying, instead of using the exact fraction or decimal. For a box that is 2 ft × 1.5 ft × 1 ft, a student might round 1.5 down to 1 and compute 2 × 1 × 1 = 2 ft³, but the correct volume uses the exact edge length: 2 × 1.5 × 1 = 3 ft³ — a full cubic foot larger. Before you submit, ask: 'Did I multiply using the exact fractional or decimal edge length, or did I round it off first?'</w:t>
-      </w:r>
-    </w:p>
-    <w:p>
-      <w:pPr>
-        <w:spacing w:after="40" w:before="0"/>
-      </w:pPr>
-      <w:r>
-        <w:rPr>
-          <w:b/>
-          <w:bCs/>
-        </w:rPr>
-        <w:t xml:space="preserve">9. C. 72 cubic in</w:t>
-      </w:r>
-    </w:p>
-    <w:p>
-      <w:pPr>
-        <w:spacing w:after="20" w:before="0"/>
-      </w:pPr>
-      <w:r>
-        <w:t xml:space="preserve">     V = length × width × height = 6 × 4 × 3 = 72 cubic in. Volume uses cubic units.</w:t>
-      </w:r>
-    </w:p>
-    <w:p>
-      <w:pPr>
-        <w:spacing w:after="80" w:before="0"/>
-      </w:pPr>
-      <w:r>
-        <w:rPr>
-          <w:i/>
-          <w:iCs/>
-        </w:rPr>
-        <w:t xml:space="preserve">     Watch for: A common mistake in Volume of Rectangular Prisms is rounding a fractional edge length to the nearest whole number before multiplying, instead of using the exact fraction or decimal. For a box that is 2 ft × 1.5 ft × 1 ft, a student might round 1.5 down to 1 and compute 2 × 1 × 1 = 2 ft³, but the correct volume uses the exact edge length: 2 × 1.5 × 1 = 3 ft³ — a full cubic foot larger. Before you submit, ask: 'Did I multiply using the exact fractional or decimal edge length, or did I round it off first?'</w:t>
-      </w:r>
-    </w:p>
-    <w:p>
-      <w:pPr>
-        <w:spacing w:after="40" w:before="0"/>
-      </w:pPr>
-      <w:r>
-        <w:rPr>
-          <w:b/>
-          <w:bCs/>
-        </w:rPr>
-        <w:t xml:space="preserve">10. B. Box A, because 50 cubic in is more than 48 cubic in</w:t>
-      </w:r>
-    </w:p>
-    <w:p>
-      <w:pPr>
-        <w:spacing w:after="20" w:before="0"/>
-      </w:pPr>
-      <w:r>
-        <w:t xml:space="preserve">     Box A: 5 × 5 × 2 = 50 cubic in. Box B: 4 × 4 × 3 = 48 cubic in. 50 &gt; 48, so Box A holds more.</w:t>
-      </w:r>
-    </w:p>
-    <w:p>
-      <w:pPr>
-        <w:spacing w:after="80" w:before="0"/>
-      </w:pPr>
-      <w:r>
-        <w:rPr>
-          <w:i/>
-          <w:iCs/>
-        </w:rPr>
-        <w:t xml:space="preserve">     Watch for: A common mistake in Volume of Rectangular Prisms is rounding a fractional edge length to the nearest whole number before multiplying, instead of using the exact fraction or decimal. For a box that is 2 ft × 1.5 ft × 1 ft, a student might round 1.5 down to 1 and compute 2 × 1 × 1 = 2 ft³, but the correct volume uses the exact edge length: 2 × 1.5 × 1 = 3 ft³ — a full cubic foot larger. Before you submit, ask: 'Did I multiply using the exact fractional or decimal edge length, or did I round it off first?'</w:t>
       </w:r>
     </w:p>
     <w:sectPr>
